--- a/templates/pl1-3.docx
+++ b/templates/pl1-3.docx
@@ -2719,6 +2719,9 @@
                 <w:rFonts w:ascii="Arial" w:hAnsi="Arial" w:cs="Arial"/>
               </w:rPr>
             </w:pPr>
+            <w:r>
+              <w:t>{#nganh}{stt}</w:t>
+            </w:r>
           </w:p>
         </w:tc>
         <w:tc>
@@ -2734,6 +2737,9 @@
                 <w:rFonts w:ascii="Arial" w:hAnsi="Arial" w:cs="Arial"/>
               </w:rPr>
             </w:pPr>
+            <w:r>
+              <w:t>{ten}</w:t>
+            </w:r>
           </w:p>
         </w:tc>
         <w:tc>
@@ -2749,6 +2755,9 @@
                 <w:rFonts w:ascii="Arial" w:hAnsi="Arial" w:cs="Arial"/>
               </w:rPr>
             </w:pPr>
+            <w:r>
+              <w:t>{ma}</w:t>
+            </w:r>
           </w:p>
         </w:tc>
         <w:tc>
@@ -2764,6 +2773,9 @@
                 <w:rFonts w:ascii="Arial" w:hAnsi="Arial" w:cs="Arial"/>
               </w:rPr>
             </w:pPr>
+            <w:r>
+              <w:t>{chinh}{/nganh}</w:t>
+            </w:r>
           </w:p>
         </w:tc>
       </w:tr>
